--- a/ky/wisdom-stories/justice-and-compassion.docx
+++ b/ky/wisdom-stories/justice-and-compassion.docx
@@ -37,7 +37,7 @@
           <w:b/>
           <w:bCs/>
         </w:rPr>
-        <w:t>Сабак: Жакыныңа болгон сүйүүңдүн чечимиңе таасир этишине жол бербөө — оор сыноо. Бирок адилеттик менен боорукерлик ажырабашы керек: айыгууга үмүт калбаса да, адамдын азабы менен кадыр-баркы көңүл сыртында калбоого тийиш.</w:t>
+        <w:t>Сабак: Жакыныңа болгон сүйүүңдүн чечимиңе таасир этишине жол бербөө — оор сыноо. Бирок адилеттик менен боорукердик ажырабашы керек: айыгууга үмүт калбаса да, адамдын азабы менен кадыр-баркы көңүл сыртында калбоого тийиш.</w:t>
       </w:r>
     </w:p>
     <w:p>
